--- a/2 Requirement Analysis/Technology Stack.docx
+++ b/2 Requirement Analysis/Technology Stack.docx
@@ -123,7 +123,7 @@
               <w:rPr>
                 <w:sz w:val="24"/>
               </w:rPr>
-              <w:t xml:space="preserve">02 October 2026</w:t>
+              <w:t>01/10/2026</w:t>
             </w:r>
           </w:p>
         </w:tc>
@@ -257,6 +257,56 @@
                 <w:sz w:val="24"/>
               </w:rPr>
               <w:t xml:space="preserve">PocketSmart AI</w:t>
+            </w:r>
+          </w:p>
+        </w:tc>
+      </w:tr>
+      <w:tr>
+        <w:trPr>
+          <w:trHeight w:val="460" w:hRule="atLeast"/>
+        </w:trPr>
+        <w:tc>
+          <w:tcPr>
+            <w:tcW w:w="3220" w:type="dxa"/>
+          </w:tcPr>
+          <w:p>
+            <w:pPr>
+              <w:pStyle w:val="TableParagraph"/>
+              <w:spacing w:before="82"/>
+              <w:ind w:left="109"/>
+              <w:rPr>
+                <w:b/>
+                <w:sz w:val="24"/>
+              </w:rPr>
+            </w:pPr>
+            <w:r>
+              <w:rPr>
+                <w:b/>
+                <w:sz w:val="24"/>
+              </w:rPr>
+              <w:t>Guide</w:t>
+            </w:r>
+          </w:p>
+        </w:tc>
+        <w:tc>
+          <w:tcPr>
+            <w:tcW w:w="6120" w:type="dxa"/>
+          </w:tcPr>
+          <w:p>
+            <w:pPr>
+              <w:pStyle w:val="TableParagraph"/>
+              <w:spacing w:before="82"/>
+              <w:ind w:left="114"/>
+              <w:rPr>
+                <w:sz w:val="24"/>
+              </w:rPr>
+            </w:pPr>
+            <w:r>
+              <w:rPr>
+                <w:spacing w:val="-2"/>
+                <w:sz w:val="24"/>
+              </w:rPr>
+              <w:t>N. Indumathi AP/CSE</w:t>
             </w:r>
           </w:p>
         </w:tc>
@@ -352,43 +402,7 @@
         <w:rPr>
           <w:spacing w:val="-2"/>
         </w:rPr>
-        <w:t>Define</w:t>
-      </w:r>
-      <w:r>
-        <w:rPr>
-          <w:spacing w:val="-4"/>
-        </w:rPr>
-        <w:t> </w:t>
-      </w:r>
-      <w:r>
-        <w:rPr>
-          <w:spacing w:val="-2"/>
-        </w:rPr>
-        <w:t>Your</w:t>
-      </w:r>
-      <w:r>
-        <w:rPr>
-          <w:spacing w:val="-3"/>
-        </w:rPr>
-        <w:t> </w:t>
-      </w:r>
-      <w:r>
-        <w:rPr>
-          <w:spacing w:val="-2"/>
-        </w:rPr>
-        <w:t>Technology</w:t>
-      </w:r>
-      <w:r>
-        <w:rPr>
-          <w:spacing w:val="-3"/>
-        </w:rPr>
-        <w:t> </w:t>
-      </w:r>
-      <w:r>
-        <w:rPr>
-          <w:spacing w:val="-2"/>
-        </w:rPr>
-        <w:t>Stack:</w:t>
+        <w:t>Technology Stack of PocketSmart AI:</w:t>
       </w:r>
     </w:p>
     <w:p>
@@ -407,107 +421,7 @@
       </w:pPr>
       <w:r>
         <w:rPr/>
-        <w:t>Identify</w:t>
-      </w:r>
-      <w:r>
-        <w:rPr>
-          <w:spacing w:val="-4"/>
-        </w:rPr>
-        <w:t> </w:t>
-      </w:r>
-      <w:r>
-        <w:rPr/>
-        <w:t>the</w:t>
-      </w:r>
-      <w:r>
-        <w:rPr>
-          <w:spacing w:val="-4"/>
-        </w:rPr>
-        <w:t> </w:t>
-      </w:r>
-      <w:r>
-        <w:rPr/>
-        <w:t>programming</w:t>
-      </w:r>
-      <w:r>
-        <w:rPr>
-          <w:spacing w:val="-4"/>
-        </w:rPr>
-        <w:t> </w:t>
-      </w:r>
-      <w:r>
-        <w:rPr/>
-        <w:t>languages,</w:t>
-      </w:r>
-      <w:r>
-        <w:rPr>
-          <w:spacing w:val="-4"/>
-        </w:rPr>
-        <w:t> </w:t>
-      </w:r>
-      <w:r>
-        <w:rPr/>
-        <w:t>frameworks,</w:t>
-      </w:r>
-      <w:r>
-        <w:rPr>
-          <w:spacing w:val="-4"/>
-        </w:rPr>
-        <w:t> </w:t>
-      </w:r>
-      <w:r>
-        <w:rPr/>
-        <w:t>databases,</w:t>
-      </w:r>
-      <w:r>
-        <w:rPr>
-          <w:spacing w:val="-4"/>
-        </w:rPr>
-        <w:t> </w:t>
-      </w:r>
-      <w:r>
-        <w:rPr/>
-        <w:t>front-end</w:t>
-      </w:r>
-      <w:r>
-        <w:rPr>
-          <w:spacing w:val="-4"/>
-        </w:rPr>
-        <w:t> </w:t>
-      </w:r>
-      <w:r>
-        <w:rPr/>
-        <w:t>tools,</w:t>
-      </w:r>
-      <w:r>
-        <w:rPr>
-          <w:spacing w:val="-4"/>
-        </w:rPr>
-        <w:t> </w:t>
-      </w:r>
-      <w:r>
-        <w:rPr/>
-        <w:t>back-end</w:t>
-      </w:r>
-      <w:r>
-        <w:rPr>
-          <w:spacing w:val="-4"/>
-        </w:rPr>
-        <w:t> </w:t>
-      </w:r>
-      <w:r>
-        <w:rPr/>
-        <w:t>tools,</w:t>
-      </w:r>
-      <w:r>
-        <w:rPr>
-          <w:spacing w:val="-4"/>
-        </w:rPr>
-        <w:t> </w:t>
-      </w:r>
-      <w:r>
-        <w:rPr/>
-        <w:t>and APIs that you will use to build your solution. A well-chosen technology stack ensures that your application is scalable, maintainable, and aligned with your project requirements.</w:t>
+        <w:t>PocketSmart AI uses Python and FastAPI on the back end, Jinja2 templates with vanilla JavaScript on the front end, SQLite for storage and the Google Gemini API for AI. Every choice is free to use, easy to run on a laptop and easy to test.</w:t>
       </w:r>
     </w:p>
     <w:p>
@@ -517,157 +431,7 @@
       </w:pPr>
       <w:r>
         <w:rPr/>
-        <w:t>Fill</w:t>
-      </w:r>
-      <w:r>
-        <w:rPr>
-          <w:spacing w:val="-3"/>
-        </w:rPr>
-        <w:t> </w:t>
-      </w:r>
-      <w:r>
-        <w:rPr/>
-        <w:t>out</w:t>
-      </w:r>
-      <w:r>
-        <w:rPr>
-          <w:spacing w:val="-3"/>
-        </w:rPr>
-        <w:t> </w:t>
-      </w:r>
-      <w:r>
-        <w:rPr/>
-        <w:t>the</w:t>
-      </w:r>
-      <w:r>
-        <w:rPr>
-          <w:spacing w:val="-3"/>
-        </w:rPr>
-        <w:t> </w:t>
-      </w:r>
-      <w:r>
-        <w:rPr/>
-        <w:t>table</w:t>
-      </w:r>
-      <w:r>
-        <w:rPr>
-          <w:spacing w:val="-3"/>
-        </w:rPr>
-        <w:t> </w:t>
-      </w:r>
-      <w:r>
-        <w:rPr/>
-        <w:t>below</w:t>
-      </w:r>
-      <w:r>
-        <w:rPr>
-          <w:spacing w:val="-3"/>
-        </w:rPr>
-        <w:t> </w:t>
-      </w:r>
-      <w:r>
-        <w:rPr/>
-        <w:t>to</w:t>
-      </w:r>
-      <w:r>
-        <w:rPr>
-          <w:spacing w:val="-3"/>
-        </w:rPr>
-        <w:t> </w:t>
-      </w:r>
-      <w:r>
-        <w:rPr/>
-        <w:t>detail</w:t>
-      </w:r>
-      <w:r>
-        <w:rPr>
-          <w:spacing w:val="-3"/>
-        </w:rPr>
-        <w:t> </w:t>
-      </w:r>
-      <w:r>
-        <w:rPr/>
-        <w:t>the</w:t>
-      </w:r>
-      <w:r>
-        <w:rPr>
-          <w:spacing w:val="-3"/>
-        </w:rPr>
-        <w:t> </w:t>
-      </w:r>
-      <w:r>
-        <w:rPr/>
-        <w:t>specific</w:t>
-      </w:r>
-      <w:r>
-        <w:rPr>
-          <w:spacing w:val="-3"/>
-        </w:rPr>
-        <w:t> </w:t>
-      </w:r>
-      <w:r>
-        <w:rPr/>
-        <w:t>technologies</w:t>
-      </w:r>
-      <w:r>
-        <w:rPr>
-          <w:spacing w:val="-3"/>
-        </w:rPr>
-        <w:t> </w:t>
-      </w:r>
-      <w:r>
-        <w:rPr/>
-        <w:t>chosen</w:t>
-      </w:r>
-      <w:r>
-        <w:rPr>
-          <w:spacing w:val="-3"/>
-        </w:rPr>
-        <w:t> </w:t>
-      </w:r>
-      <w:r>
-        <w:rPr/>
-        <w:t>for</w:t>
-      </w:r>
-      <w:r>
-        <w:rPr>
-          <w:spacing w:val="-3"/>
-        </w:rPr>
-        <w:t> </w:t>
-      </w:r>
-      <w:r>
-        <w:rPr/>
-        <w:t>each</w:t>
-      </w:r>
-      <w:r>
-        <w:rPr>
-          <w:spacing w:val="-3"/>
-        </w:rPr>
-        <w:t> </w:t>
-      </w:r>
-      <w:r>
-        <w:rPr/>
-        <w:t>component</w:t>
-      </w:r>
-      <w:r>
-        <w:rPr>
-          <w:spacing w:val="-3"/>
-        </w:rPr>
-        <w:t> </w:t>
-      </w:r>
-      <w:r>
-        <w:rPr/>
-        <w:t>of</w:t>
-      </w:r>
-      <w:r>
-        <w:rPr>
-          <w:spacing w:val="-3"/>
-        </w:rPr>
-        <w:t> </w:t>
-      </w:r>
-      <w:r>
-        <w:rPr/>
-        <w:t>your architecture and provide a brief justification for your choice.</w:t>
+        <w:t>The table below lists the technology chosen for each component with a short reason.</w:t>
       </w:r>
     </w:p>
     <w:p>
@@ -945,7 +709,7 @@
                 <w:b/>
                 <w:sz w:val="24"/>
               </w:rPr>
-              <w:t xml:space="preserve">Frontend / Client-Side</w:t>
+              <w:t>Frontend / Client-Side</w:t>
             </w:r>
           </w:p>
         </w:tc>
@@ -968,7 +732,7 @@
                 <w:spacing w:val="-2"/>
                 <w:sz w:val="24"/>
               </w:rPr>
-              <w:t xml:space="preserve">Streamlit (Python)</w:t>
+              <w:t>HTML, CSS and vanilla JavaScript with Jinja2 templates</w:t>
             </w:r>
           </w:p>
         </w:tc>
@@ -991,7 +755,7 @@
                 <w:i/>
                 <w:sz w:val="24"/>
               </w:rPr>
-              <w:t xml:space="preserve">Pure-Python UI that calls the FastAPI endpoints, which is the fastest option for a solo build. The FastAPI /docs page serves as a fallback demo.</w:t>
+              <w:t>Server-rendered pages need no build step; JavaScript handles fetch submit, sorting and filtering.</w:t>
             </w:r>
           </w:p>
         </w:tc>
@@ -1089,7 +853,7 @@
                 <w:b/>
                 <w:sz w:val="24"/>
               </w:rPr>
-              <w:t xml:space="preserve">Backend / Server-Side</w:t>
+              <w:t>Backend / Server-Side</w:t>
             </w:r>
           </w:p>
         </w:tc>
@@ -1112,7 +876,7 @@
                 <w:spacing w:val="-2"/>
                 <w:sz w:val="24"/>
               </w:rPr>
-              <w:t xml:space="preserve">Python 3.11, FastAPI, Pydantic, scikit-learn, statsmodels, joblib</w:t>
+              <w:t>Python 3.10+, FastAPI, Uvicorn, Pydantic</w:t>
             </w:r>
           </w:p>
         </w:tc>
@@ -1136,7 +900,7 @@
                 <w:i/>
                 <w:sz w:val="24"/>
               </w:rPr>
-              <w:t xml:space="preserve">FastAPI gives typed validation and automatic docs. scikit-learn and statsmodels provide the TF-IDF + Logistic Regression classifier, Isolation Forest and SARIMAX models.</w:t>
+              <w:t>Typed request validation, automatic /docs page and fast development for a solo build.</w:t>
             </w:r>
           </w:p>
         </w:tc>
@@ -1188,7 +952,7 @@
                 <w:b/>
                 <w:sz w:val="24"/>
               </w:rPr>
-              <w:t xml:space="preserve">Database / Data Storage</w:t>
+              <w:t>Database / Data Storage</w:t>
             </w:r>
           </w:p>
         </w:tc>
@@ -1211,7 +975,7 @@
                 <w:spacing w:val="-2"/>
                 <w:sz w:val="24"/>
               </w:rPr>
-              <w:t xml:space="preserve">No database: CSV (synthetic transactions), joblib model file, JSON (metrics and Gemini response cache)</w:t>
+              <w:t>SQLite (sqlite3)</w:t>
             </w:r>
           </w:p>
         </w:tc>
@@ -1234,7 +998,7 @@
                 <w:i/>
                 <w:sz w:val="24"/>
               </w:rPr>
-              <w:t xml:space="preserve">Data is synthetic and read-only, so files avoid database overhead. The cache is keyed by input hash to save API calls.</w:t>
+              <w:t>Zero-configuration file database for users and history; parameterised queries and no server to run.</w:t>
             </w:r>
           </w:p>
         </w:tc>
@@ -1286,7 +1050,7 @@
                 <w:b/>
                 <w:sz w:val="24"/>
               </w:rPr>
-              <w:t xml:space="preserve">Cloud / Hosting / Deployment</w:t>
+              <w:t>Cloud / Hosting / Deployment</w:t>
             </w:r>
           </w:p>
         </w:tc>
@@ -1309,7 +1073,7 @@
                 <w:spacing w:val="-2"/>
                 <w:sz w:val="24"/>
               </w:rPr>
-              <w:t xml:space="preserve">Google Cloud Run with Cloud Build (gcloud run deploy --source .)</w:t>
+              <w:t>Runs locally with Uvicorn; Gemini is reached through a free Google AI Studio API key</w:t>
             </w:r>
           </w:p>
         </w:tc>
@@ -1332,7 +1096,7 @@
                 <w:i/>
                 <w:sz w:val="24"/>
               </w:rPr>
-              <w:t xml:space="preserve">Serverless container that scales to zero, Cloud Build handles amd64 builds, and it fits the Google Cloud Generative AI track.</w:t>
+              <w:t>No paid cloud service is needed; the whole application runs on a laptop with Python.</w:t>
             </w:r>
           </w:p>
         </w:tc>
@@ -1385,7 +1149,7 @@
                 <w:spacing w:val="-2"/>
                 <w:sz w:val="24"/>
               </w:rPr>
-              <w:t xml:space="preserve">Version Control &amp; CI/CD</w:t>
+              <w:t>Version Control &amp; CI/CD</w:t>
             </w:r>
           </w:p>
         </w:tc>
@@ -1408,7 +1172,7 @@
                 <w:spacing w:val="-2"/>
                 <w:sz w:val="24"/>
               </w:rPr>
-              <w:t xml:space="preserve">Git and GitHub (Mukilkani23/pocketsmart), Cloud Build for build and deploy</w:t>
+              <w:t>Git and GitHub (krishnan-naveen/Pocket_Smart-AI); pytest and httpx for tests</w:t>
             </w:r>
           </w:p>
         </w:tc>
@@ -1432,7 +1196,7 @@
                 <w:i/>
                 <w:sz w:val="24"/>
               </w:rPr>
-              <w:t xml:space="preserve">Simple team collaboration and one-command deployments straight from source.</w:t>
+              <w:t>Team collaboration and 30 offline tests; no CI pipeline yet.</w:t>
             </w:r>
           </w:p>
         </w:tc>
@@ -1528,7 +1292,7 @@
                 <w:b/>
                 <w:sz w:val="24"/>
               </w:rPr>
-              <w:t xml:space="preserve">Third-Party APIs / Other Tools</w:t>
+              <w:t>Third-Party APIs / Other Tools</w:t>
             </w:r>
           </w:p>
         </w:tc>
@@ -1551,7 +1315,7 @@
                 <w:spacing w:val="-2"/>
                 <w:sz w:val="24"/>
               </w:rPr>
-              <w:t xml:space="preserve">Google Gemini API (Google AI Studio key)</w:t>
+              <w:t>Google Gemini (google-genai SDK), PyJWT, Pillow, python-dotenv</w:t>
             </w:r>
           </w:p>
         </w:tc>
@@ -1574,7 +1338,7 @@
                 <w:i/>
                 <w:sz w:val="24"/>
               </w:rPr>
-              <w:t xml:space="preserve">Turns model output into plain-English budget advice. It never computes or predicts numbers.</w:t>
+              <w:t>Gemini chooses and explains products, PyJWT issues login tokens, Pillow validates outfit images.</w:t>
             </w:r>
           </w:p>
         </w:tc>
